--- a/user/pages/03.annual-contest/submission-example/RevPitSubmissionFormVisual.docx
+++ b/user/pages/03.annual-contest/submission-example/RevPitSubmissionFormVisual.docx
@@ -1,6 +1,6 @@
 
 <file path=word/document.xml><?xml version="1.0" encoding="utf-8"?>
-<w:document xmlns:wpc="http://schemas.microsoft.com/office/word/2010/wordprocessingCanvas" xmlns:cx="http://schemas.microsoft.com/office/drawing/2014/chartex" xmlns:cx1="http://schemas.microsoft.com/office/drawing/2015/9/8/chartex" xmlns:cx2="http://schemas.microsoft.com/office/drawing/2015/10/21/chartex" xmlns:cx3="http://schemas.microsoft.com/office/drawing/2016/5/9/chartex" xmlns:cx4="http://schemas.microsoft.com/office/drawing/2016/5/10/chartex" xmlns:cx5="http://schemas.microsoft.com/office/drawing/2016/5/11/chartex" xmlns:cx6="http://schemas.microsoft.com/office/drawing/2016/5/12/chartex" xmlns:cx7="http://schemas.microsoft.com/office/drawing/2016/5/13/chartex" xmlns:cx8="http://schemas.microsoft.com/office/drawing/2016/5/14/chartex" xmlns:mc="http://schemas.openxmlformats.org/markup-compatibility/2006" xmlns:aink="http://schemas.microsoft.com/office/drawing/2016/ink" xmlns:am3d="http://schemas.microsoft.com/office/drawing/2017/model3d" xmlns:o="urn:schemas-microsoft-com:office:office" xmlns:oel="http://schemas.microsoft.com/office/2019/extlst" xmlns:r="http://schemas.openxmlformats.org/officeDocument/2006/relationships" xmlns:m="http://schemas.openxmlformats.org/officeDocument/2006/math" xmlns:v="urn:schemas-microsoft-com:vml" xmlns:wp14="http://schemas.microsoft.com/office/word/2010/wordprocessingDrawing" xmlns:wp="http://schemas.openxmlformats.org/drawingml/2006/wordprocessingDrawing" xmlns:w10="urn:schemas-microsoft-com:office:word" xmlns:w="http://schemas.openxmlformats.org/wordprocessingml/2006/main" xmlns:w14="http://schemas.microsoft.com/office/word/2010/wordml" xmlns:w15="http://schemas.microsoft.com/office/word/2012/wordml" xmlns:w16cex="http://schemas.microsoft.com/office/word/2018/wordml/cex" xmlns:w16cid="http://schemas.microsoft.com/office/word/2016/wordml/cid" xmlns:w16="http://schemas.microsoft.com/office/word/2018/wordml" xmlns:w16sdtdh="http://schemas.microsoft.com/office/word/2020/wordml/sdtdatahash" xmlns:w16se="http://schemas.microsoft.com/office/word/2015/wordml/symex" xmlns:wpg="http://schemas.microsoft.com/office/word/2010/wordprocessingGroup" xmlns:wpi="http://schemas.microsoft.com/office/word/2010/wordprocessingInk" xmlns:wne="http://schemas.microsoft.com/office/word/2006/wordml" xmlns:wps="http://schemas.microsoft.com/office/word/2010/wordprocessingShape" mc:Ignorable="w14 w15 w16se w16cid w16 w16cex w16sdtdh wp14">
+<w:document xmlns:wpc="http://schemas.microsoft.com/office/word/2010/wordprocessingCanvas" xmlns:cx="http://schemas.microsoft.com/office/drawing/2014/chartex" xmlns:cx1="http://schemas.microsoft.com/office/drawing/2015/9/8/chartex" xmlns:cx2="http://schemas.microsoft.com/office/drawing/2015/10/21/chartex" xmlns:cx3="http://schemas.microsoft.com/office/drawing/2016/5/9/chartex" xmlns:cx4="http://schemas.microsoft.com/office/drawing/2016/5/10/chartex" xmlns:cx5="http://schemas.microsoft.com/office/drawing/2016/5/11/chartex" xmlns:cx6="http://schemas.microsoft.com/office/drawing/2016/5/12/chartex" xmlns:cx7="http://schemas.microsoft.com/office/drawing/2016/5/13/chartex" xmlns:cx8="http://schemas.microsoft.com/office/drawing/2016/5/14/chartex" xmlns:mc="http://schemas.openxmlformats.org/markup-compatibility/2006" xmlns:aink="http://schemas.microsoft.com/office/drawing/2016/ink" xmlns:am3d="http://schemas.microsoft.com/office/drawing/2017/model3d" xmlns:o="urn:schemas-microsoft-com:office:office" xmlns:oel="http://schemas.microsoft.com/office/2019/extlst" xmlns:r="http://schemas.openxmlformats.org/officeDocument/2006/relationships" xmlns:m="http://schemas.openxmlformats.org/officeDocument/2006/math" xmlns:v="urn:schemas-microsoft-com:vml" xmlns:wp14="http://schemas.microsoft.com/office/word/2010/wordprocessingDrawing" xmlns:wp="http://schemas.openxmlformats.org/drawingml/2006/wordprocessingDrawing" xmlns:w10="urn:schemas-microsoft-com:office:word" xmlns:w="http://schemas.openxmlformats.org/wordprocessingml/2006/main" xmlns:w14="http://schemas.microsoft.com/office/word/2010/wordml" xmlns:w15="http://schemas.microsoft.com/office/word/2012/wordml" xmlns:w16cex="http://schemas.microsoft.com/office/word/2018/wordml/cex" xmlns:w16cid="http://schemas.microsoft.com/office/word/2016/wordml/cid" xmlns:w16="http://schemas.microsoft.com/office/word/2018/wordml" xmlns:w16du="http://schemas.microsoft.com/office/word/2023/wordml/word16du" xmlns:w16sdtdh="http://schemas.microsoft.com/office/word/2020/wordml/sdtdatahash" xmlns:w16sdtfl="http://schemas.microsoft.com/office/word/2024/wordml/sdtformatlock" xmlns:w16se="http://schemas.microsoft.com/office/word/2015/wordml/symex" xmlns:wpg="http://schemas.microsoft.com/office/word/2010/wordprocessingGroup" xmlns:wpi="http://schemas.microsoft.com/office/word/2010/wordprocessingInk" xmlns:wne="http://schemas.microsoft.com/office/word/2006/wordml" xmlns:wps="http://schemas.microsoft.com/office/word/2010/wordprocessingShape" mc:Ignorable="w14 w15 w16se w16cid w16 w16cex w16sdtdh w16sdtfl w16du wp14">
   <w:body>
     <w:p>
       <w:pPr>
@@ -10,14 +10,6 @@
           <w:szCs w:val="32"/>
         </w:rPr>
       </w:pPr>
-    </w:p>
-    <w:p>
-      <w:pPr>
-        <w:rPr>
-          <w:sz w:val="32"/>
-          <w:szCs w:val="32"/>
-        </w:rPr>
-      </w:pPr>
       <w:r>
         <w:rPr>
           <w:noProof/>
@@ -25,26 +17,26 @@
           <w:szCs w:val="32"/>
         </w:rPr>
         <w:drawing>
-          <wp:anchor distT="0" distB="0" distL="114300" distR="114300" simplePos="0" relativeHeight="251658240" behindDoc="1" locked="0" layoutInCell="1" allowOverlap="1" wp14:anchorId="1593A581" wp14:editId="16F9890F">
+          <wp:anchor distT="0" distB="0" distL="114300" distR="114300" simplePos="0" relativeHeight="251665408" behindDoc="0" locked="0" layoutInCell="1" allowOverlap="1" wp14:anchorId="4308DB70" wp14:editId="095F2382">
             <wp:simplePos x="0" y="0"/>
-            <wp:positionH relativeFrom="margin">
-              <wp:posOffset>1638300</wp:posOffset>
+            <wp:positionH relativeFrom="column">
+              <wp:posOffset>1285875</wp:posOffset>
             </wp:positionH>
             <wp:positionV relativeFrom="paragraph">
-              <wp:posOffset>8255</wp:posOffset>
+              <wp:posOffset>200025</wp:posOffset>
             </wp:positionV>
-            <wp:extent cx="5068570" cy="7934325"/>
-            <wp:effectExtent l="0" t="0" r="0" b="9525"/>
-            <wp:wrapTight wrapText="bothSides">
+            <wp:extent cx="5439534" cy="8735644"/>
+            <wp:effectExtent l="0" t="0" r="8890" b="8890"/>
+            <wp:wrapThrough wrapText="bothSides">
               <wp:wrapPolygon edited="0">
                 <wp:start x="0" y="0"/>
-                <wp:lineTo x="0" y="21574"/>
-                <wp:lineTo x="21513" y="21574"/>
-                <wp:lineTo x="21513" y="0"/>
+                <wp:lineTo x="0" y="21575"/>
+                <wp:lineTo x="21560" y="21575"/>
+                <wp:lineTo x="21560" y="0"/>
                 <wp:lineTo x="0" y="0"/>
               </wp:wrapPolygon>
-            </wp:wrapTight>
-            <wp:docPr id="1" name="Picture 1"/>
+            </wp:wrapThrough>
+            <wp:docPr id="1295729879" name="Picture 1"/>
             <wp:cNvGraphicFramePr>
               <a:graphicFrameLocks xmlns:a="http://schemas.openxmlformats.org/drawingml/2006/main" noChangeAspect="1"/>
             </wp:cNvGraphicFramePr>
@@ -52,10 +44,10 @@
               <a:graphicData uri="http://schemas.openxmlformats.org/drawingml/2006/picture">
                 <pic:pic xmlns:pic="http://schemas.openxmlformats.org/drawingml/2006/picture">
                   <pic:nvPicPr>
-                    <pic:cNvPr id="1" name="Picture 1"/>
+                    <pic:cNvPr id="1295729879" name=""/>
                     <pic:cNvPicPr/>
                   </pic:nvPicPr>
-                  <pic:blipFill rotWithShape="1">
+                  <pic:blipFill>
                     <a:blip r:embed="rId4">
                       <a:extLst>
                         <a:ext uri="{28A0092B-C50C-407E-A947-70E740481C1C}">
@@ -63,17 +55,101 @@
                         </a:ext>
                       </a:extLst>
                     </a:blip>
-                    <a:srcRect l="188" t="-155" r="-188" b="45219"/>
-                    <a:stretch/>
+                    <a:stretch>
+                      <a:fillRect/>
+                    </a:stretch>
+                  </pic:blipFill>
+                  <pic:spPr>
+                    <a:xfrm>
+                      <a:off x="0" y="0"/>
+                      <a:ext cx="5439534" cy="8735644"/>
+                    </a:xfrm>
+                    <a:prstGeom prst="rect">
+                      <a:avLst/>
+                    </a:prstGeom>
+                  </pic:spPr>
+                </pic:pic>
+              </a:graphicData>
+            </a:graphic>
+          </wp:anchor>
+        </w:drawing>
+      </w:r>
+    </w:p>
+    <w:p>
+      <w:pPr>
+        <w:rPr>
+          <w:sz w:val="32"/>
+          <w:szCs w:val="32"/>
+        </w:rPr>
+      </w:pPr>
+      <w:r>
+        <w:rPr>
+          <w:sz w:val="32"/>
+          <w:szCs w:val="32"/>
+        </w:rPr>
+        <w:t>Section</w:t>
+      </w:r>
+      <w:r>
+        <w:rPr>
+          <w:sz w:val="32"/>
+          <w:szCs w:val="32"/>
+        </w:rPr>
+        <w:t xml:space="preserve"> 1</w:t>
+      </w:r>
+    </w:p>
+    <w:p>
+      <w:r>
+        <w:br w:type="page"/>
+      </w:r>
+    </w:p>
+    <w:p>
+      <w:pPr>
+        <w:jc w:val="right"/>
+      </w:pPr>
+      <w:r>
+        <w:rPr>
+          <w:noProof/>
+        </w:rPr>
+        <w:lastRenderedPageBreak/>
+        <w:drawing>
+          <wp:inline distT="0" distB="0" distL="0" distR="0" wp14:anchorId="5DF1F3ED" wp14:editId="55C7DACE">
+            <wp:extent cx="5531485" cy="7589520"/>
+            <wp:effectExtent l="0" t="0" r="0" b="0"/>
+            <wp:docPr id="80824259" name="Picture 1"/>
+            <wp:cNvGraphicFramePr>
+              <a:graphicFrameLocks xmlns:a="http://schemas.openxmlformats.org/drawingml/2006/main" noChangeAspect="1"/>
+            </wp:cNvGraphicFramePr>
+            <a:graphic xmlns:a="http://schemas.openxmlformats.org/drawingml/2006/main">
+              <a:graphicData uri="http://schemas.openxmlformats.org/drawingml/2006/picture">
+                <pic:pic xmlns:pic="http://schemas.openxmlformats.org/drawingml/2006/picture">
+                  <pic:nvPicPr>
+                    <pic:cNvPr id="80824259" name="Picture 1"/>
+                    <pic:cNvPicPr>
+                      <a:picLocks noChangeAspect="1" noChangeArrowheads="1"/>
+                    </pic:cNvPicPr>
+                  </pic:nvPicPr>
+                  <pic:blipFill rotWithShape="1">
+                    <a:blip r:embed="rId5">
+                      <a:extLst>
+                        <a:ext uri="{28A0092B-C50C-407E-A947-70E740481C1C}">
+                          <a14:useLocalDpi xmlns:a14="http://schemas.microsoft.com/office/drawing/2010/main" val="0"/>
+                        </a:ext>
+                      </a:extLst>
+                    </a:blip>
+                    <a:srcRect t="-952" b="250"/>
+                    <a:stretch>
+                      <a:fillRect/>
+                    </a:stretch>
                   </pic:blipFill>
                   <pic:spPr bwMode="auto">
                     <a:xfrm>
                       <a:off x="0" y="0"/>
-                      <a:ext cx="5068570" cy="7934325"/>
+                      <a:ext cx="5542687" cy="7604890"/>
                     </a:xfrm>
                     <a:prstGeom prst="rect">
                       <a:avLst/>
                     </a:prstGeom>
+                    <a:noFill/>
                     <a:ln>
                       <a:noFill/>
                     </a:ln>
@@ -82,87 +158,6 @@
                         <a14:shadowObscured xmlns:a14="http://schemas.microsoft.com/office/drawing/2010/main"/>
                       </a:ext>
                     </a:extLst>
-                  </pic:spPr>
-                </pic:pic>
-              </a:graphicData>
-            </a:graphic>
-            <wp14:sizeRelH relativeFrom="margin">
-              <wp14:pctWidth>0</wp14:pctWidth>
-            </wp14:sizeRelH>
-            <wp14:sizeRelV relativeFrom="margin">
-              <wp14:pctHeight>0</wp14:pctHeight>
-            </wp14:sizeRelV>
-          </wp:anchor>
-        </w:drawing>
-      </w:r>
-      <w:r>
-        <w:rPr>
-          <w:sz w:val="32"/>
-          <w:szCs w:val="32"/>
-        </w:rPr>
-        <w:t>Section</w:t>
-      </w:r>
-      <w:r>
-        <w:rPr>
-          <w:sz w:val="32"/>
-          <w:szCs w:val="32"/>
-        </w:rPr>
-        <w:t xml:space="preserve"> 1</w:t>
-      </w:r>
-    </w:p>
-    <w:p>
-      <w:r>
-        <w:br w:type="page"/>
-      </w:r>
-    </w:p>
-    <w:p>
-      <w:pPr>
-        <w:jc w:val="right"/>
-      </w:pPr>
-      <w:r>
-        <w:rPr>
-          <w:noProof/>
-        </w:rPr>
-        <w:lastRenderedPageBreak/>
-        <w:drawing>
-          <wp:inline distT="0" distB="0" distL="0" distR="0" wp14:anchorId="5DF1F3ED" wp14:editId="69C22EB9">
-            <wp:extent cx="5244465" cy="7217565"/>
-            <wp:effectExtent l="0" t="0" r="0" b="2540"/>
-            <wp:docPr id="80824259" name="Picture 1"/>
-            <wp:cNvGraphicFramePr>
-              <a:graphicFrameLocks xmlns:a="http://schemas.openxmlformats.org/drawingml/2006/main" noChangeAspect="1"/>
-            </wp:cNvGraphicFramePr>
-            <a:graphic xmlns:a="http://schemas.openxmlformats.org/drawingml/2006/main">
-              <a:graphicData uri="http://schemas.openxmlformats.org/drawingml/2006/picture">
-                <pic:pic xmlns:pic="http://schemas.openxmlformats.org/drawingml/2006/picture">
-                  <pic:nvPicPr>
-                    <pic:cNvPr id="0" name="Picture 2"/>
-                    <pic:cNvPicPr>
-                      <a:picLocks noChangeAspect="1" noChangeArrowheads="1"/>
-                    </pic:cNvPicPr>
-                  </pic:nvPicPr>
-                  <pic:blipFill>
-                    <a:blip r:embed="rId5">
-                      <a:extLst>
-                        <a:ext uri="{28A0092B-C50C-407E-A947-70E740481C1C}">
-                          <a14:useLocalDpi xmlns:a14="http://schemas.microsoft.com/office/drawing/2010/main" val="0"/>
-                        </a:ext>
-                      </a:extLst>
-                    </a:blip>
-                    <a:srcRect/>
-                    <a:stretch>
-                      <a:fillRect/>
-                    </a:stretch>
-                  </pic:blipFill>
-                  <pic:spPr bwMode="auto">
-                    <a:xfrm>
-                      <a:off x="0" y="0"/>
-                      <a:ext cx="5255306" cy="7232485"/>
-                    </a:xfrm>
-                    <a:prstGeom prst="rect">
-                      <a:avLst/>
-                    </a:prstGeom>
-                    <a:noFill/>
                   </pic:spPr>
                 </pic:pic>
               </a:graphicData>
@@ -283,26 +278,26 @@
         </w:rPr>
         <w:lastRenderedPageBreak/>
         <w:drawing>
-          <wp:anchor distT="0" distB="0" distL="114300" distR="114300" simplePos="0" relativeHeight="251661312" behindDoc="1" locked="0" layoutInCell="1" allowOverlap="1" wp14:anchorId="161F6D77" wp14:editId="4FB206DF">
+          <wp:anchor distT="0" distB="0" distL="114300" distR="114300" simplePos="0" relativeHeight="251661312" behindDoc="1" locked="0" layoutInCell="1" allowOverlap="1" wp14:anchorId="161F6D77" wp14:editId="2CA4C7B9">
             <wp:simplePos x="0" y="0"/>
             <wp:positionH relativeFrom="margin">
-              <wp:posOffset>1647190</wp:posOffset>
+              <wp:posOffset>1695450</wp:posOffset>
             </wp:positionH>
             <wp:positionV relativeFrom="paragraph">
-              <wp:posOffset>-3551555</wp:posOffset>
+              <wp:posOffset>0</wp:posOffset>
             </wp:positionV>
-            <wp:extent cx="5203825" cy="8973185"/>
-            <wp:effectExtent l="0" t="0" r="0" b="0"/>
+            <wp:extent cx="5120640" cy="8961120"/>
+            <wp:effectExtent l="0" t="0" r="3810" b="0"/>
             <wp:wrapTight wrapText="bothSides">
               <wp:wrapPolygon edited="0">
                 <wp:start x="0" y="0"/>
-                <wp:lineTo x="0" y="21553"/>
-                <wp:lineTo x="21508" y="21553"/>
-                <wp:lineTo x="21508" y="0"/>
+                <wp:lineTo x="0" y="21536"/>
+                <wp:lineTo x="21536" y="21536"/>
+                <wp:lineTo x="21536" y="0"/>
                 <wp:lineTo x="0" y="0"/>
               </wp:wrapPolygon>
             </wp:wrapTight>
-            <wp:docPr id="5" name="Picture 5" descr="Your Answers&#10;&#10;These questions will help us get to know you and your entry better!&#10;&#10;Why did you choose these editors as the best match for you and your manuscript? *&#10;&#10;Why is working with an editor helpful for you at this point, and what are your concerns about your manuscript? *&#10;&#10;Have you queried or entered this manuscript in other mentorship or similar contests (please include if you are currently querying or being considered for other programs)? If so, what were the results (including any feedback you received)? *&#10;&#10;What other feedback have you received, and have you applied that feedback or not? If not, why? *&#10;&#10;Why do you love your main character? *&#10;&#10;Is there anything you are completely unwilling to change about your manuscript? *"/>
+            <wp:docPr id="5" name="Picture 5"/>
             <wp:cNvGraphicFramePr>
               <a:graphicFrameLocks xmlns:a="http://schemas.openxmlformats.org/drawingml/2006/main" noChangeAspect="1"/>
             </wp:cNvGraphicFramePr>
@@ -310,10 +305,10 @@
               <a:graphicData uri="http://schemas.openxmlformats.org/drawingml/2006/picture">
                 <pic:pic xmlns:pic="http://schemas.openxmlformats.org/drawingml/2006/picture">
                   <pic:nvPicPr>
-                    <pic:cNvPr id="5" name="Picture 5" descr="Your Answers&#10;&#10;These questions will help us get to know you and your entry better!&#10;&#10;Why did you choose these editors as the best match for you and your manuscript? *&#10;&#10;Why is working with an editor helpful for you at this point, and what are your concerns about your manuscript? *&#10;&#10;Have you queried or entered this manuscript in other mentorship or similar contests (please include if you are currently querying or being considered for other programs)? If so, what were the results (including any feedback you received)? *&#10;&#10;What other feedback have you received, and have you applied that feedback or not? If not, why? *&#10;&#10;Why do you love your main character? *&#10;&#10;Is there anything you are completely unwilling to change about your manuscript? *"/>
+                    <pic:cNvPr id="5" name="Picture 5"/>
                     <pic:cNvPicPr/>
                   </pic:nvPicPr>
-                  <pic:blipFill>
+                  <pic:blipFill rotWithShape="1">
                     <a:blip r:embed="rId7">
                       <a:extLst>
                         <a:ext uri="{28A0092B-C50C-407E-A947-70E740481C1C}">
@@ -321,18 +316,27 @@
                         </a:ext>
                       </a:extLst>
                     </a:blip>
+                    <a:srcRect t="-1" r="-75" b="135"/>
                     <a:stretch>
                       <a:fillRect/>
                     </a:stretch>
                   </pic:blipFill>
-                  <pic:spPr>
+                  <pic:spPr bwMode="auto">
                     <a:xfrm>
                       <a:off x="0" y="0"/>
-                      <a:ext cx="5203825" cy="8973185"/>
+                      <a:ext cx="5120640" cy="8961120"/>
                     </a:xfrm>
                     <a:prstGeom prst="rect">
                       <a:avLst/>
                     </a:prstGeom>
+                    <a:ln>
+                      <a:noFill/>
+                    </a:ln>
+                    <a:extLst>
+                      <a:ext uri="{53640926-AAD7-44D8-BBD7-CCE9431645EC}">
+                        <a14:shadowObscured xmlns:a14="http://schemas.microsoft.com/office/drawing/2010/main"/>
+                      </a:ext>
+                    </a:extLst>
                   </pic:spPr>
                 </pic:pic>
               </a:graphicData>
@@ -573,22 +577,22 @@
         </w:rPr>
         <w:lastRenderedPageBreak/>
         <w:drawing>
-          <wp:anchor distT="0" distB="0" distL="114300" distR="114300" simplePos="0" relativeHeight="251664384" behindDoc="1" locked="0" layoutInCell="1" allowOverlap="1" wp14:anchorId="7A67AA71" wp14:editId="58674827">
+          <wp:anchor distT="0" distB="0" distL="114300" distR="114300" simplePos="0" relativeHeight="251664384" behindDoc="1" locked="0" layoutInCell="1" allowOverlap="1" wp14:anchorId="7A67AA71" wp14:editId="1B8788A7">
             <wp:simplePos x="0" y="0"/>
             <wp:positionH relativeFrom="margin">
-              <wp:align>right</wp:align>
+              <wp:posOffset>1552575</wp:posOffset>
             </wp:positionH>
             <wp:positionV relativeFrom="paragraph">
-              <wp:posOffset>63500</wp:posOffset>
+              <wp:posOffset>66675</wp:posOffset>
             </wp:positionV>
-            <wp:extent cx="5253355" cy="7009765"/>
-            <wp:effectExtent l="0" t="0" r="4445" b="635"/>
+            <wp:extent cx="5126355" cy="8379460"/>
+            <wp:effectExtent l="0" t="0" r="0" b="2540"/>
             <wp:wrapTight wrapText="bothSides">
               <wp:wrapPolygon edited="0">
                 <wp:start x="0" y="0"/>
-                <wp:lineTo x="0" y="21543"/>
-                <wp:lineTo x="21540" y="21543"/>
-                <wp:lineTo x="21540" y="0"/>
+                <wp:lineTo x="0" y="21557"/>
+                <wp:lineTo x="21512" y="21557"/>
+                <wp:lineTo x="21512" y="0"/>
                 <wp:lineTo x="0" y="0"/>
               </wp:wrapPolygon>
             </wp:wrapTight>
@@ -618,7 +622,7 @@
                   <pic:spPr>
                     <a:xfrm>
                       <a:off x="0" y="0"/>
-                      <a:ext cx="5253355" cy="7009765"/>
+                      <a:ext cx="5126355" cy="8379460"/>
                     </a:xfrm>
                     <a:prstGeom prst="rect">
                       <a:avLst/>
@@ -670,7 +674,7 @@
 </file>
 
 <file path=word/styles.xml><?xml version="1.0" encoding="utf-8"?>
-<w:styles xmlns:mc="http://schemas.openxmlformats.org/markup-compatibility/2006" xmlns:r="http://schemas.openxmlformats.org/officeDocument/2006/relationships" xmlns:w="http://schemas.openxmlformats.org/wordprocessingml/2006/main" xmlns:w14="http://schemas.microsoft.com/office/word/2010/wordml" xmlns:w15="http://schemas.microsoft.com/office/word/2012/wordml" xmlns:w16cex="http://schemas.microsoft.com/office/word/2018/wordml/cex" xmlns:w16cid="http://schemas.microsoft.com/office/word/2016/wordml/cid" xmlns:w16="http://schemas.microsoft.com/office/word/2018/wordml" xmlns:w16sdtdh="http://schemas.microsoft.com/office/word/2020/wordml/sdtdatahash" xmlns:w16se="http://schemas.microsoft.com/office/word/2015/wordml/symex" mc:Ignorable="w14 w15 w16se w16cid w16 w16cex w16sdtdh">
+<w:styles xmlns:mc="http://schemas.openxmlformats.org/markup-compatibility/2006" xmlns:r="http://schemas.openxmlformats.org/officeDocument/2006/relationships" xmlns:w="http://schemas.openxmlformats.org/wordprocessingml/2006/main" xmlns:w14="http://schemas.microsoft.com/office/word/2010/wordml" xmlns:w15="http://schemas.microsoft.com/office/word/2012/wordml" xmlns:w16cex="http://schemas.microsoft.com/office/word/2018/wordml/cex" xmlns:w16cid="http://schemas.microsoft.com/office/word/2016/wordml/cid" xmlns:w16="http://schemas.microsoft.com/office/word/2018/wordml" xmlns:w16du="http://schemas.microsoft.com/office/word/2023/wordml/word16du" xmlns:w16sdtdh="http://schemas.microsoft.com/office/word/2020/wordml/sdtdatahash" xmlns:w16sdtfl="http://schemas.microsoft.com/office/word/2024/wordml/sdtformatlock" xmlns:w16se="http://schemas.microsoft.com/office/word/2015/wordml/symex" mc:Ignorable="w14 w15 w16se w16cid w16 w16cex w16sdtdh w16sdtfl w16du">
   <w:docDefaults>
     <w:rPrDefault>
       <w:rPr>
